--- a/Lý thuyết/SPRING.docx
+++ b/Lý thuyết/SPRING.docx
@@ -25,7 +25,7 @@
                     </pic:cNvPicPr>
                   </pic:nvPicPr>
                   <pic:blipFill>
-                    <a:blip r:embed="rId6"/>
+                    <a:blip r:embed="rId8"/>
                     <a:srcRect l="6225" t="3722" r="6445" b="5156"/>
                     <a:stretch>
                       <a:fillRect/>
@@ -5239,8 +5239,9 @@
           <w:sz w:val="24"/>
           <w:szCs w:val="24"/>
         </w:rPr>
-        <w:t xml:space="preserve">6) </w:t>
-      </w:r>
+        <w:t xml:space="preserve">6) SQL </w:t>
+      </w:r>
+      <w:proofErr w:type="spellStart"/>
       <w:r>
         <w:rPr>
           <w:rFonts w:ascii="Times New Roman" w:hAnsi="Times New Roman"/>
@@ -5250,9 +5251,9 @@
           <w:sz w:val="24"/>
           <w:szCs w:val="24"/>
         </w:rPr>
-        <w:t xml:space="preserve">SQL </w:t>
-      </w:r>
-      <w:proofErr w:type="spellStart"/>
+        <w:t>là</w:t>
+      </w:r>
+      <w:proofErr w:type="spellEnd"/>
       <w:r>
         <w:rPr>
           <w:rFonts w:ascii="Times New Roman" w:hAnsi="Times New Roman"/>
@@ -5262,9 +5263,9 @@
           <w:sz w:val="24"/>
           <w:szCs w:val="24"/>
         </w:rPr>
-        <w:t>là</w:t>
-      </w:r>
-      <w:proofErr w:type="spellEnd"/>
+        <w:t xml:space="preserve"> </w:t>
+      </w:r>
+      <w:proofErr w:type="spellStart"/>
       <w:r>
         <w:rPr>
           <w:rFonts w:ascii="Times New Roman" w:hAnsi="Times New Roman"/>
@@ -5274,9 +5275,9 @@
           <w:sz w:val="24"/>
           <w:szCs w:val="24"/>
         </w:rPr>
-        <w:t xml:space="preserve"> </w:t>
-      </w:r>
-      <w:proofErr w:type="spellStart"/>
+        <w:t>gì</w:t>
+      </w:r>
+      <w:proofErr w:type="spellEnd"/>
       <w:r>
         <w:rPr>
           <w:rFonts w:ascii="Times New Roman" w:hAnsi="Times New Roman"/>
@@ -5286,18 +5287,6 @@
           <w:sz w:val="24"/>
           <w:szCs w:val="24"/>
         </w:rPr>
-        <w:t>gì</w:t>
-      </w:r>
-      <w:proofErr w:type="spellEnd"/>
-      <w:r>
-        <w:rPr>
-          <w:rFonts w:ascii="Times New Roman" w:hAnsi="Times New Roman"/>
-          <w:b/>
-          <w:bCs/>
-          <w:color w:val="auto"/>
-          <w:sz w:val="24"/>
-          <w:szCs w:val="24"/>
-        </w:rPr>
         <w:t>?</w:t>
       </w:r>
     </w:p>
@@ -5353,11 +5342,11 @@
       </w:r>
       <w:proofErr w:type="spellEnd"/>
       <w:r>
-        <w:t xml:space="preserve"> n</w:t>
-      </w:r>
-      <w:proofErr w:type="spellStart"/>
-      <w:r>
-        <w:t>gôn</w:t>
+        <w:t xml:space="preserve"> </w:t>
+      </w:r>
+      <w:proofErr w:type="spellStart"/>
+      <w:r>
+        <w:t>ngôn</w:t>
       </w:r>
       <w:proofErr w:type="spellEnd"/>
       <w:r>
@@ -5496,18 +5485,7 @@
           <w:sz w:val="24"/>
           <w:szCs w:val="24"/>
         </w:rPr>
-        <w:t>7</w:t>
-      </w:r>
-      <w:r>
-        <w:rPr>
-          <w:rFonts w:ascii="Times New Roman" w:hAnsi="Times New Roman"/>
-          <w:b/>
-          <w:bCs/>
-          <w:color w:val="00000A"/>
-          <w:sz w:val="24"/>
-          <w:szCs w:val="24"/>
-        </w:rPr>
-        <w:t xml:space="preserve">) </w:t>
+        <w:t xml:space="preserve">7) </w:t>
       </w:r>
       <w:proofErr w:type="spellStart"/>
       <w:r>
@@ -11522,11 +11500,32 @@
     </w:p>
     <w:p/>
     <w:p>
-      <w:r>
+      <w:pPr>
+        <w:pStyle w:val="u2"/>
+        <w:rPr>
+          <w:rFonts w:ascii="Times New Roman" w:hAnsi="Times New Roman"/>
+          <w:color w:val="auto"/>
+          <w:sz w:val="24"/>
+          <w:szCs w:val="24"/>
+        </w:rPr>
+      </w:pPr>
+      <w:r>
+        <w:rPr>
+          <w:rFonts w:ascii="Times New Roman" w:hAnsi="Times New Roman"/>
+          <w:color w:val="auto"/>
+          <w:sz w:val="24"/>
+          <w:szCs w:val="24"/>
+        </w:rPr>
         <w:t xml:space="preserve">3) </w:t>
       </w:r>
       <w:proofErr w:type="spellStart"/>
       <w:r>
+        <w:rPr>
+          <w:rFonts w:ascii="Times New Roman" w:hAnsi="Times New Roman"/>
+          <w:color w:val="auto"/>
+          <w:sz w:val="24"/>
+          <w:szCs w:val="24"/>
+        </w:rPr>
         <w:t>ResponseEntity</w:t>
       </w:r>
       <w:proofErr w:type="spellEnd"/>
@@ -11858,6 +11857,962 @@
         <w:t xml:space="preserve"> </w:t>
       </w:r>
     </w:p>
+    <w:p/>
+    <w:p>
+      <w:pPr>
+        <w:pStyle w:val="u2"/>
+        <w:rPr>
+          <w:rFonts w:ascii="Times New Roman" w:hAnsi="Times New Roman"/>
+          <w:color w:val="auto"/>
+          <w:sz w:val="24"/>
+          <w:szCs w:val="24"/>
+        </w:rPr>
+      </w:pPr>
+      <w:r>
+        <w:rPr>
+          <w:rFonts w:ascii="Times New Roman" w:hAnsi="Times New Roman"/>
+          <w:color w:val="auto"/>
+          <w:sz w:val="24"/>
+          <w:szCs w:val="24"/>
+        </w:rPr>
+        <w:t>4) Swagger</w:t>
+      </w:r>
+    </w:p>
+    <w:p>
+      <w:pPr>
+        <w:rPr>
+          <w:b/>
+          <w:bCs/>
+        </w:rPr>
+      </w:pPr>
+      <w:proofErr w:type="spellStart"/>
+      <w:r>
+        <w:rPr>
+          <w:b/>
+          <w:bCs/>
+        </w:rPr>
+        <w:t>Tự</w:t>
+      </w:r>
+      <w:proofErr w:type="spellEnd"/>
+      <w:r>
+        <w:rPr>
+          <w:b/>
+          <w:bCs/>
+        </w:rPr>
+        <w:t xml:space="preserve"> </w:t>
+      </w:r>
+      <w:proofErr w:type="spellStart"/>
+      <w:r>
+        <w:rPr>
+          <w:b/>
+          <w:bCs/>
+        </w:rPr>
+        <w:t>động</w:t>
+      </w:r>
+      <w:proofErr w:type="spellEnd"/>
+      <w:r>
+        <w:rPr>
+          <w:b/>
+          <w:bCs/>
+        </w:rPr>
+        <w:t xml:space="preserve"> </w:t>
+      </w:r>
+      <w:proofErr w:type="spellStart"/>
+      <w:r>
+        <w:rPr>
+          <w:b/>
+          <w:bCs/>
+        </w:rPr>
+        <w:t>sinh</w:t>
+      </w:r>
+      <w:proofErr w:type="spellEnd"/>
+      <w:r>
+        <w:rPr>
+          <w:b/>
+          <w:bCs/>
+        </w:rPr>
+        <w:t xml:space="preserve"> </w:t>
+      </w:r>
+      <w:proofErr w:type="spellStart"/>
+      <w:r>
+        <w:rPr>
+          <w:b/>
+          <w:bCs/>
+        </w:rPr>
+        <w:t>tài</w:t>
+      </w:r>
+      <w:proofErr w:type="spellEnd"/>
+      <w:r>
+        <w:rPr>
+          <w:b/>
+          <w:bCs/>
+        </w:rPr>
+        <w:t xml:space="preserve"> </w:t>
+      </w:r>
+      <w:proofErr w:type="spellStart"/>
+      <w:r>
+        <w:rPr>
+          <w:b/>
+          <w:bCs/>
+        </w:rPr>
+        <w:t>liệu</w:t>
+      </w:r>
+      <w:proofErr w:type="spellEnd"/>
+      <w:r>
+        <w:rPr>
+          <w:b/>
+          <w:bCs/>
+        </w:rPr>
+        <w:t xml:space="preserve"> </w:t>
+      </w:r>
+      <w:proofErr w:type="spellStart"/>
+      <w:r>
+        <w:rPr>
+          <w:b/>
+          <w:bCs/>
+        </w:rPr>
+        <w:t>OpenAPI</w:t>
+      </w:r>
+      <w:proofErr w:type="spellEnd"/>
+      <w:r>
+        <w:rPr>
+          <w:b/>
+          <w:bCs/>
+        </w:rPr>
+        <w:t xml:space="preserve"> </w:t>
+      </w:r>
+      <w:proofErr w:type="spellStart"/>
+      <w:r>
+        <w:rPr>
+          <w:b/>
+          <w:bCs/>
+        </w:rPr>
+        <w:t>từ</w:t>
+      </w:r>
+      <w:proofErr w:type="spellEnd"/>
+      <w:r>
+        <w:rPr>
+          <w:b/>
+          <w:bCs/>
+        </w:rPr>
+        <w:t xml:space="preserve"> backend (Spring Boot)</w:t>
+      </w:r>
+    </w:p>
+    <w:p>
+      <w:r>
+        <w:t xml:space="preserve">Các </w:t>
+      </w:r>
+      <w:proofErr w:type="spellStart"/>
+      <w:r>
+        <w:t>cách</w:t>
+      </w:r>
+      <w:proofErr w:type="spellEnd"/>
+      <w:r>
+        <w:t>:</w:t>
+      </w:r>
+    </w:p>
+    <w:p>
+      <w:pPr>
+        <w:numPr>
+          <w:ilvl w:val="0"/>
+          <w:numId w:val="41"/>
+        </w:numPr>
+      </w:pPr>
+      <w:r>
+        <w:t>Annotation (@OpenAPIDefinition, @Operation, @Parameter, @Tag, …)</w:t>
+      </w:r>
+    </w:p>
+    <w:p>
+      <w:pPr>
+        <w:numPr>
+          <w:ilvl w:val="0"/>
+          <w:numId w:val="41"/>
+        </w:numPr>
+      </w:pPr>
+      <w:proofErr w:type="spellStart"/>
+      <w:r>
+        <w:t>application.yml</w:t>
+      </w:r>
+      <w:proofErr w:type="spellEnd"/>
+      <w:r>
+        <w:t xml:space="preserve"> / </w:t>
+      </w:r>
+      <w:proofErr w:type="spellStart"/>
+      <w:proofErr w:type="gramStart"/>
+      <w:r>
+        <w:t>application.properties</w:t>
+      </w:r>
+      <w:proofErr w:type="spellEnd"/>
+      <w:proofErr w:type="gramEnd"/>
+    </w:p>
+    <w:p>
+      <w:pPr>
+        <w:numPr>
+          <w:ilvl w:val="0"/>
+          <w:numId w:val="41"/>
+        </w:numPr>
+      </w:pPr>
+      <w:r>
+        <w:t xml:space="preserve">Bean </w:t>
+      </w:r>
+      <w:proofErr w:type="spellStart"/>
+      <w:r>
+        <w:t>OpenAPI</w:t>
+      </w:r>
+      <w:proofErr w:type="spellEnd"/>
+      <w:r>
+        <w:t xml:space="preserve"> </w:t>
+      </w:r>
+      <w:proofErr w:type="spellStart"/>
+      <w:r>
+        <w:t>tùy</w:t>
+      </w:r>
+      <w:proofErr w:type="spellEnd"/>
+      <w:r>
+        <w:t xml:space="preserve"> </w:t>
+      </w:r>
+      <w:proofErr w:type="spellStart"/>
+      <w:r>
+        <w:t>biến</w:t>
+      </w:r>
+      <w:proofErr w:type="spellEnd"/>
+    </w:p>
+    <w:p>
+      <w:proofErr w:type="spellStart"/>
+      <w:r>
+        <w:t>Springdoc</w:t>
+      </w:r>
+      <w:proofErr w:type="spellEnd"/>
+      <w:r>
+        <w:t xml:space="preserve"> </w:t>
+      </w:r>
+      <w:proofErr w:type="spellStart"/>
+      <w:r>
+        <w:t>OpenAPI</w:t>
+      </w:r>
+      <w:proofErr w:type="spellEnd"/>
+      <w:r>
+        <w:t xml:space="preserve"> </w:t>
+      </w:r>
+      <w:proofErr w:type="spellStart"/>
+      <w:r>
+        <w:t>sẽ</w:t>
+      </w:r>
+      <w:proofErr w:type="spellEnd"/>
+      <w:r>
+        <w:t>:</w:t>
+      </w:r>
+    </w:p>
+    <w:p>
+      <w:pPr>
+        <w:numPr>
+          <w:ilvl w:val="0"/>
+          <w:numId w:val="42"/>
+        </w:numPr>
+      </w:pPr>
+      <w:proofErr w:type="spellStart"/>
+      <w:r>
+        <w:t>Đọc</w:t>
+      </w:r>
+      <w:proofErr w:type="spellEnd"/>
+      <w:r>
+        <w:t xml:space="preserve"> </w:t>
+      </w:r>
+      <w:proofErr w:type="spellStart"/>
+      <w:r>
+        <w:t>các</w:t>
+      </w:r>
+      <w:proofErr w:type="spellEnd"/>
+      <w:r>
+        <w:t xml:space="preserve"> annotation </w:t>
+      </w:r>
+      <w:proofErr w:type="spellStart"/>
+      <w:r>
+        <w:t>trong</w:t>
+      </w:r>
+      <w:proofErr w:type="spellEnd"/>
+      <w:r>
+        <w:t xml:space="preserve"> code backend</w:t>
+      </w:r>
+    </w:p>
+    <w:p>
+      <w:pPr>
+        <w:numPr>
+          <w:ilvl w:val="0"/>
+          <w:numId w:val="42"/>
+        </w:numPr>
+      </w:pPr>
+      <w:proofErr w:type="spellStart"/>
+      <w:r>
+        <w:t>Tự</w:t>
+      </w:r>
+      <w:proofErr w:type="spellEnd"/>
+      <w:r>
+        <w:t xml:space="preserve"> </w:t>
+      </w:r>
+      <w:proofErr w:type="spellStart"/>
+      <w:r>
+        <w:t>động</w:t>
+      </w:r>
+      <w:proofErr w:type="spellEnd"/>
+      <w:r>
+        <w:t xml:space="preserve"> </w:t>
+      </w:r>
+      <w:proofErr w:type="spellStart"/>
+      <w:r>
+        <w:t>sinh</w:t>
+      </w:r>
+      <w:proofErr w:type="spellEnd"/>
+      <w:r>
+        <w:t xml:space="preserve"> </w:t>
+      </w:r>
+      <w:proofErr w:type="spellStart"/>
+      <w:r>
+        <w:t>tài</w:t>
+      </w:r>
+      <w:proofErr w:type="spellEnd"/>
+      <w:r>
+        <w:t xml:space="preserve"> </w:t>
+      </w:r>
+      <w:proofErr w:type="spellStart"/>
+      <w:r>
+        <w:t>liệu</w:t>
+      </w:r>
+      <w:proofErr w:type="spellEnd"/>
+      <w:r>
+        <w:t xml:space="preserve"> Swagger (</w:t>
+      </w:r>
+      <w:proofErr w:type="spellStart"/>
+      <w:r>
+        <w:t>dưới</w:t>
+      </w:r>
+      <w:proofErr w:type="spellEnd"/>
+      <w:r>
+        <w:t xml:space="preserve"> </w:t>
+      </w:r>
+      <w:proofErr w:type="spellStart"/>
+      <w:r>
+        <w:t>dạng</w:t>
+      </w:r>
+      <w:proofErr w:type="spellEnd"/>
+      <w:r>
+        <w:t xml:space="preserve"> JSON/YAML)</w:t>
+      </w:r>
+    </w:p>
+    <w:p>
+      <w:pPr>
+        <w:numPr>
+          <w:ilvl w:val="0"/>
+          <w:numId w:val="42"/>
+        </w:numPr>
+      </w:pPr>
+      <w:proofErr w:type="spellStart"/>
+      <w:r>
+        <w:t>Tự</w:t>
+      </w:r>
+      <w:proofErr w:type="spellEnd"/>
+      <w:r>
+        <w:t xml:space="preserve"> render </w:t>
+      </w:r>
+      <w:proofErr w:type="spellStart"/>
+      <w:r>
+        <w:t>ra</w:t>
+      </w:r>
+      <w:proofErr w:type="spellEnd"/>
+      <w:r>
+        <w:t xml:space="preserve"> UI </w:t>
+      </w:r>
+      <w:proofErr w:type="spellStart"/>
+      <w:r>
+        <w:t>tại</w:t>
+      </w:r>
+      <w:proofErr w:type="spellEnd"/>
+      <w:r>
+        <w:t xml:space="preserve"> /swagger-ui.html </w:t>
+      </w:r>
+      <w:proofErr w:type="spellStart"/>
+      <w:r>
+        <w:t>hoặc</w:t>
+      </w:r>
+      <w:proofErr w:type="spellEnd"/>
+      <w:r>
+        <w:t xml:space="preserve"> /v3/</w:t>
+      </w:r>
+      <w:proofErr w:type="spellStart"/>
+      <w:r>
+        <w:t>api</w:t>
+      </w:r>
+      <w:proofErr w:type="spellEnd"/>
+      <w:r>
+        <w:t>-docs</w:t>
+      </w:r>
+    </w:p>
+    <w:p>
+      <w:r>
+        <w:t xml:space="preserve">Tài </w:t>
+      </w:r>
+      <w:proofErr w:type="spellStart"/>
+      <w:r>
+        <w:t>liệu</w:t>
+      </w:r>
+      <w:proofErr w:type="spellEnd"/>
+      <w:r>
+        <w:t xml:space="preserve"> API </w:t>
+      </w:r>
+      <w:proofErr w:type="spellStart"/>
+      <w:r>
+        <w:t>luôn</w:t>
+      </w:r>
+      <w:proofErr w:type="spellEnd"/>
+      <w:r>
+        <w:t xml:space="preserve"> </w:t>
+      </w:r>
+      <w:proofErr w:type="spellStart"/>
+      <w:r>
+        <w:t>phản</w:t>
+      </w:r>
+      <w:proofErr w:type="spellEnd"/>
+      <w:r>
+        <w:t xml:space="preserve"> </w:t>
+      </w:r>
+      <w:proofErr w:type="spellStart"/>
+      <w:r>
+        <w:t>ánh</w:t>
+      </w:r>
+      <w:proofErr w:type="spellEnd"/>
+      <w:r>
+        <w:t xml:space="preserve"> </w:t>
+      </w:r>
+      <w:proofErr w:type="spellStart"/>
+      <w:r>
+        <w:t>đúng</w:t>
+      </w:r>
+      <w:proofErr w:type="spellEnd"/>
+      <w:r>
+        <w:t xml:space="preserve"> </w:t>
+      </w:r>
+      <w:proofErr w:type="spellStart"/>
+      <w:r>
+        <w:t>với</w:t>
+      </w:r>
+      <w:proofErr w:type="spellEnd"/>
+      <w:r>
+        <w:t xml:space="preserve"> code backend </w:t>
+      </w:r>
+      <w:proofErr w:type="spellStart"/>
+      <w:r>
+        <w:t>đang</w:t>
+      </w:r>
+      <w:proofErr w:type="spellEnd"/>
+      <w:r>
+        <w:t xml:space="preserve"> </w:t>
+      </w:r>
+      <w:proofErr w:type="spellStart"/>
+      <w:r>
+        <w:t>chạy</w:t>
+      </w:r>
+      <w:proofErr w:type="spellEnd"/>
+      <w:r>
+        <w:t>.</w:t>
+      </w:r>
+    </w:p>
+    <w:p/>
+    <w:p>
+      <w:pPr>
+        <w:rPr>
+          <w:b/>
+          <w:bCs/>
+        </w:rPr>
+      </w:pPr>
+      <w:proofErr w:type="spellStart"/>
+      <w:r>
+        <w:rPr>
+          <w:b/>
+          <w:bCs/>
+        </w:rPr>
+        <w:t>Viết</w:t>
+      </w:r>
+      <w:proofErr w:type="spellEnd"/>
+      <w:r>
+        <w:rPr>
+          <w:b/>
+          <w:bCs/>
+        </w:rPr>
+        <w:t xml:space="preserve"> </w:t>
+      </w:r>
+      <w:proofErr w:type="spellStart"/>
+      <w:r>
+        <w:rPr>
+          <w:b/>
+          <w:bCs/>
+        </w:rPr>
+        <w:t>tay</w:t>
+      </w:r>
+      <w:proofErr w:type="spellEnd"/>
+      <w:r>
+        <w:rPr>
+          <w:b/>
+          <w:bCs/>
+        </w:rPr>
+        <w:t xml:space="preserve"> </w:t>
+      </w:r>
+      <w:proofErr w:type="spellStart"/>
+      <w:r>
+        <w:rPr>
+          <w:b/>
+          <w:bCs/>
+        </w:rPr>
+        <w:t>một</w:t>
+      </w:r>
+      <w:proofErr w:type="spellEnd"/>
+      <w:r>
+        <w:rPr>
+          <w:b/>
+          <w:bCs/>
+        </w:rPr>
+        <w:t xml:space="preserve"> file </w:t>
+      </w:r>
+      <w:proofErr w:type="spellStart"/>
+      <w:r>
+        <w:rPr>
+          <w:b/>
+          <w:bCs/>
+        </w:rPr>
+        <w:t>OpenAPI</w:t>
+      </w:r>
+      <w:proofErr w:type="spellEnd"/>
+      <w:r>
+        <w:rPr>
+          <w:b/>
+          <w:bCs/>
+        </w:rPr>
+        <w:t xml:space="preserve"> YAML/JSON </w:t>
+      </w:r>
+      <w:proofErr w:type="spellStart"/>
+      <w:r>
+        <w:rPr>
+          <w:b/>
+          <w:bCs/>
+        </w:rPr>
+        <w:t>thủ</w:t>
+      </w:r>
+      <w:proofErr w:type="spellEnd"/>
+      <w:r>
+        <w:rPr>
+          <w:b/>
+          <w:bCs/>
+        </w:rPr>
+        <w:t xml:space="preserve"> </w:t>
+      </w:r>
+      <w:proofErr w:type="spellStart"/>
+      <w:r>
+        <w:rPr>
+          <w:b/>
+          <w:bCs/>
+        </w:rPr>
+        <w:t>công</w:t>
+      </w:r>
+      <w:proofErr w:type="spellEnd"/>
+    </w:p>
+    <w:p>
+      <w:proofErr w:type="spellStart"/>
+      <w:r>
+        <w:t>Dùng</w:t>
+      </w:r>
+      <w:proofErr w:type="spellEnd"/>
+      <w:r>
+        <w:t xml:space="preserve"> </w:t>
+      </w:r>
+      <w:proofErr w:type="spellStart"/>
+      <w:r>
+        <w:t>để</w:t>
+      </w:r>
+      <w:proofErr w:type="spellEnd"/>
+      <w:r>
+        <w:t>:</w:t>
+      </w:r>
+    </w:p>
+    <w:p>
+      <w:pPr>
+        <w:numPr>
+          <w:ilvl w:val="0"/>
+          <w:numId w:val="43"/>
+        </w:numPr>
+      </w:pPr>
+      <w:proofErr w:type="spellStart"/>
+      <w:r>
+        <w:t>Mô</w:t>
+      </w:r>
+      <w:proofErr w:type="spellEnd"/>
+      <w:r>
+        <w:t xml:space="preserve"> </w:t>
+      </w:r>
+      <w:proofErr w:type="spellStart"/>
+      <w:r>
+        <w:t>phỏng</w:t>
+      </w:r>
+      <w:proofErr w:type="spellEnd"/>
+      <w:r>
+        <w:t xml:space="preserve"> API </w:t>
+      </w:r>
+      <w:proofErr w:type="spellStart"/>
+      <w:r>
+        <w:t>trước</w:t>
+      </w:r>
+      <w:proofErr w:type="spellEnd"/>
+      <w:r>
+        <w:t xml:space="preserve"> </w:t>
+      </w:r>
+      <w:proofErr w:type="spellStart"/>
+      <w:r>
+        <w:t>khi</w:t>
+      </w:r>
+      <w:proofErr w:type="spellEnd"/>
+      <w:r>
+        <w:t xml:space="preserve"> </w:t>
+      </w:r>
+      <w:proofErr w:type="spellStart"/>
+      <w:r>
+        <w:t>có</w:t>
+      </w:r>
+      <w:proofErr w:type="spellEnd"/>
+      <w:r>
+        <w:t xml:space="preserve"> backend</w:t>
+      </w:r>
+    </w:p>
+    <w:p>
+      <w:pPr>
+        <w:numPr>
+          <w:ilvl w:val="0"/>
+          <w:numId w:val="43"/>
+        </w:numPr>
+      </w:pPr>
+      <w:proofErr w:type="spellStart"/>
+      <w:r>
+        <w:lastRenderedPageBreak/>
+        <w:t>Là</w:t>
+      </w:r>
+      <w:proofErr w:type="spellEnd"/>
+      <w:r>
+        <w:t xml:space="preserve"> </w:t>
+      </w:r>
+      <w:proofErr w:type="spellStart"/>
+      <w:r>
+        <w:t>tài</w:t>
+      </w:r>
+      <w:proofErr w:type="spellEnd"/>
+      <w:r>
+        <w:t xml:space="preserve"> </w:t>
+      </w:r>
+      <w:proofErr w:type="spellStart"/>
+      <w:r>
+        <w:t>liệu</w:t>
+      </w:r>
+      <w:proofErr w:type="spellEnd"/>
+      <w:r>
+        <w:t xml:space="preserve"> </w:t>
+      </w:r>
+      <w:proofErr w:type="spellStart"/>
+      <w:r>
+        <w:t>giao</w:t>
+      </w:r>
+      <w:proofErr w:type="spellEnd"/>
+      <w:r>
+        <w:t xml:space="preserve"> </w:t>
+      </w:r>
+      <w:proofErr w:type="spellStart"/>
+      <w:r>
+        <w:t>tiếp</w:t>
+      </w:r>
+      <w:proofErr w:type="spellEnd"/>
+      <w:r>
+        <w:t xml:space="preserve"> </w:t>
+      </w:r>
+      <w:proofErr w:type="spellStart"/>
+      <w:r>
+        <w:t>giữa</w:t>
+      </w:r>
+      <w:proofErr w:type="spellEnd"/>
+      <w:r>
+        <w:t xml:space="preserve"> frontend </w:t>
+      </w:r>
+      <w:proofErr w:type="spellStart"/>
+      <w:r>
+        <w:t>và</w:t>
+      </w:r>
+      <w:proofErr w:type="spellEnd"/>
+      <w:r>
+        <w:t xml:space="preserve"> backend </w:t>
+      </w:r>
+      <w:proofErr w:type="spellStart"/>
+      <w:r>
+        <w:t>khi</w:t>
+      </w:r>
+      <w:proofErr w:type="spellEnd"/>
+      <w:r>
+        <w:t xml:space="preserve"> </w:t>
+      </w:r>
+      <w:proofErr w:type="spellStart"/>
+      <w:r>
+        <w:t>đang</w:t>
+      </w:r>
+      <w:proofErr w:type="spellEnd"/>
+      <w:r>
+        <w:t xml:space="preserve"> </w:t>
+      </w:r>
+      <w:proofErr w:type="spellStart"/>
+      <w:r>
+        <w:t>thiết</w:t>
+      </w:r>
+      <w:proofErr w:type="spellEnd"/>
+      <w:r>
+        <w:t xml:space="preserve"> </w:t>
+      </w:r>
+      <w:proofErr w:type="spellStart"/>
+      <w:r>
+        <w:t>kế</w:t>
+      </w:r>
+      <w:proofErr w:type="spellEnd"/>
+    </w:p>
+    <w:p>
+      <w:pPr>
+        <w:numPr>
+          <w:ilvl w:val="0"/>
+          <w:numId w:val="43"/>
+        </w:numPr>
+      </w:pPr>
+      <w:r>
+        <w:t xml:space="preserve">Import </w:t>
+      </w:r>
+      <w:proofErr w:type="spellStart"/>
+      <w:r>
+        <w:t>vào</w:t>
+      </w:r>
+      <w:proofErr w:type="spellEnd"/>
+      <w:r>
+        <w:t xml:space="preserve"> </w:t>
+      </w:r>
+      <w:proofErr w:type="spellStart"/>
+      <w:r>
+        <w:t>các</w:t>
+      </w:r>
+      <w:proofErr w:type="spellEnd"/>
+      <w:r>
+        <w:t xml:space="preserve"> </w:t>
+      </w:r>
+      <w:proofErr w:type="spellStart"/>
+      <w:r>
+        <w:t>công</w:t>
+      </w:r>
+      <w:proofErr w:type="spellEnd"/>
+      <w:r>
+        <w:t xml:space="preserve"> </w:t>
+      </w:r>
+      <w:proofErr w:type="spellStart"/>
+      <w:r>
+        <w:t>cụ</w:t>
+      </w:r>
+      <w:proofErr w:type="spellEnd"/>
+      <w:r>
+        <w:t xml:space="preserve"> </w:t>
+      </w:r>
+      <w:proofErr w:type="spellStart"/>
+      <w:r>
+        <w:t>như</w:t>
+      </w:r>
+      <w:proofErr w:type="spellEnd"/>
+      <w:r>
+        <w:t>:</w:t>
+      </w:r>
+    </w:p>
+    <w:p>
+      <w:pPr>
+        <w:numPr>
+          <w:ilvl w:val="1"/>
+          <w:numId w:val="43"/>
+        </w:numPr>
+      </w:pPr>
+      <w:r>
+        <w:t xml:space="preserve"> Swagger Editor</w:t>
+      </w:r>
+    </w:p>
+    <w:p>
+      <w:pPr>
+        <w:numPr>
+          <w:ilvl w:val="1"/>
+          <w:numId w:val="43"/>
+        </w:numPr>
+      </w:pPr>
+      <w:r>
+        <w:t xml:space="preserve"> Swagger UI </w:t>
+      </w:r>
+      <w:proofErr w:type="spellStart"/>
+      <w:r>
+        <w:t>độc</w:t>
+      </w:r>
+      <w:proofErr w:type="spellEnd"/>
+      <w:r>
+        <w:t xml:space="preserve"> </w:t>
+      </w:r>
+      <w:proofErr w:type="spellStart"/>
+      <w:r>
+        <w:t>lập</w:t>
+      </w:r>
+      <w:proofErr w:type="spellEnd"/>
+    </w:p>
+    <w:p>
+      <w:pPr>
+        <w:numPr>
+          <w:ilvl w:val="1"/>
+          <w:numId w:val="43"/>
+        </w:numPr>
+      </w:pPr>
+      <w:r>
+        <w:t xml:space="preserve"> Postman, Insomnia</w:t>
+      </w:r>
+    </w:p>
+    <w:p>
+      <w:pPr>
+        <w:numPr>
+          <w:ilvl w:val="1"/>
+          <w:numId w:val="43"/>
+        </w:numPr>
+      </w:pPr>
+      <w:r>
+        <w:t xml:space="preserve"> Mock Server</w:t>
+      </w:r>
+    </w:p>
+    <w:p>
+      <w:proofErr w:type="spellStart"/>
+      <w:r>
+        <w:t>Không</w:t>
+      </w:r>
+      <w:proofErr w:type="spellEnd"/>
+      <w:r>
+        <w:t xml:space="preserve"> </w:t>
+      </w:r>
+      <w:proofErr w:type="spellStart"/>
+      <w:r>
+        <w:t>cần</w:t>
+      </w:r>
+      <w:proofErr w:type="spellEnd"/>
+      <w:r>
+        <w:t xml:space="preserve"> </w:t>
+      </w:r>
+      <w:proofErr w:type="spellStart"/>
+      <w:r>
+        <w:t>có</w:t>
+      </w:r>
+      <w:proofErr w:type="spellEnd"/>
+      <w:r>
+        <w:t xml:space="preserve"> backend </w:t>
+      </w:r>
+      <w:proofErr w:type="spellStart"/>
+      <w:r>
+        <w:t>thật</w:t>
+      </w:r>
+      <w:proofErr w:type="spellEnd"/>
+      <w:r>
+        <w:t xml:space="preserve">, </w:t>
+      </w:r>
+      <w:proofErr w:type="spellStart"/>
+      <w:r>
+        <w:t>chỉ</w:t>
+      </w:r>
+      <w:proofErr w:type="spellEnd"/>
+      <w:r>
+        <w:t xml:space="preserve"> </w:t>
+      </w:r>
+      <w:proofErr w:type="spellStart"/>
+      <w:r>
+        <w:t>cần</w:t>
+      </w:r>
+      <w:proofErr w:type="spellEnd"/>
+      <w:r>
+        <w:t xml:space="preserve"> file YAML </w:t>
+      </w:r>
+      <w:proofErr w:type="spellStart"/>
+      <w:r>
+        <w:t>là</w:t>
+      </w:r>
+      <w:proofErr w:type="spellEnd"/>
+      <w:r>
+        <w:t xml:space="preserve"> </w:t>
+      </w:r>
+      <w:proofErr w:type="spellStart"/>
+      <w:r>
+        <w:t>đủ</w:t>
+      </w:r>
+      <w:proofErr w:type="spellEnd"/>
+      <w:r>
+        <w:t xml:space="preserve"> </w:t>
+      </w:r>
+      <w:proofErr w:type="spellStart"/>
+      <w:r>
+        <w:t>để</w:t>
+      </w:r>
+      <w:proofErr w:type="spellEnd"/>
+      <w:r>
+        <w:t xml:space="preserve"> Swagger UI </w:t>
+      </w:r>
+      <w:proofErr w:type="spellStart"/>
+      <w:r>
+        <w:t>hiển</w:t>
+      </w:r>
+      <w:proofErr w:type="spellEnd"/>
+      <w:r>
+        <w:t xml:space="preserve"> </w:t>
+      </w:r>
+      <w:proofErr w:type="spellStart"/>
+      <w:r>
+        <w:t>thị</w:t>
+      </w:r>
+      <w:proofErr w:type="spellEnd"/>
+      <w:r>
+        <w:t xml:space="preserve"> </w:t>
+      </w:r>
+      <w:proofErr w:type="spellStart"/>
+      <w:r>
+        <w:t>tài</w:t>
+      </w:r>
+      <w:proofErr w:type="spellEnd"/>
+      <w:r>
+        <w:t xml:space="preserve"> </w:t>
+      </w:r>
+      <w:proofErr w:type="spellStart"/>
+      <w:r>
+        <w:t>liệu</w:t>
+      </w:r>
+      <w:proofErr w:type="spellEnd"/>
+      <w:r>
+        <w:t xml:space="preserve"> </w:t>
+      </w:r>
+      <w:proofErr w:type="spellStart"/>
+      <w:r>
+        <w:t>và</w:t>
+      </w:r>
+      <w:proofErr w:type="spellEnd"/>
+      <w:r>
+        <w:t xml:space="preserve"> </w:t>
+      </w:r>
+      <w:proofErr w:type="spellStart"/>
+      <w:r>
+        <w:t>mô</w:t>
+      </w:r>
+      <w:proofErr w:type="spellEnd"/>
+      <w:r>
+        <w:t xml:space="preserve"> </w:t>
+      </w:r>
+      <w:proofErr w:type="spellStart"/>
+      <w:r>
+        <w:t>phỏng</w:t>
+      </w:r>
+      <w:proofErr w:type="spellEnd"/>
+      <w:r>
+        <w:t xml:space="preserve"> request/response.</w:t>
+      </w:r>
+    </w:p>
+    <w:p/>
     <w:p/>
     <w:p>
       <w:pPr>
@@ -12567,24 +13522,21 @@
       <w:pPr>
         <w:pStyle w:val="oancuaDanhsach"/>
         <w:ind w:left="1080"/>
-        <w:outlineLvl w:val="0"/>
-      </w:pPr>
-    </w:p>
+      </w:pPr>
+    </w:p>
+    <w:p/>
     <w:p>
       <w:pPr>
         <w:pStyle w:val="oancuaDanhsach"/>
         <w:ind w:left="1080"/>
-        <w:outlineLvl w:val="0"/>
       </w:pPr>
     </w:p>
     <w:p>
       <w:pPr>
         <w:pStyle w:val="oancuaDanhsach"/>
         <w:ind w:left="1080"/>
-        <w:outlineLvl w:val="0"/>
-      </w:pPr>
-      <w:r>
-        <w:lastRenderedPageBreak/>
+      </w:pPr>
+      <w:r>
         <w:br w:type="page"/>
       </w:r>
     </w:p>
@@ -28471,6 +29423,7 @@
       </w:pPr>
       <w:proofErr w:type="spellStart"/>
       <w:r>
+        <w:lastRenderedPageBreak/>
         <w:t>Câu</w:t>
       </w:r>
       <w:proofErr w:type="spellEnd"/>
@@ -29771,7 +30724,6 @@
         <w:pStyle w:val="u3"/>
       </w:pPr>
       <w:r>
-        <w:lastRenderedPageBreak/>
         <w:t xml:space="preserve">⚙️ </w:t>
       </w:r>
       <w:r>
@@ -29856,6 +30808,7 @@
       </w:pPr>
       <w:proofErr w:type="spellStart"/>
       <w:r>
+        <w:lastRenderedPageBreak/>
         <w:t>Dùng</w:t>
       </w:r>
       <w:proofErr w:type="spellEnd"/>
@@ -30797,6 +31750,7 @@
         <w:pStyle w:val="u3"/>
       </w:pPr>
       <w:r>
+        <w:lastRenderedPageBreak/>
         <w:t xml:space="preserve">💥 </w:t>
       </w:r>
       <w:r>
@@ -31609,6 +32563,56 @@
 </w:document>
 </file>
 
+<file path=word/endnotes.xml><?xml version="1.0" encoding="utf-8"?>
+<w:endnotes xmlns:wpc="http://schemas.microsoft.com/office/word/2010/wordprocessingCanvas" xmlns:cx="http://schemas.microsoft.com/office/drawing/2014/chartex" xmlns:cx1="http://schemas.microsoft.com/office/drawing/2015/9/8/chartex" xmlns:cx2="http://schemas.microsoft.com/office/drawing/2015/10/21/chartex" xmlns:cx3="http://schemas.microsoft.com/office/drawing/2016/5/9/chartex" xmlns:cx4="http://schemas.microsoft.com/office/drawing/2016/5/10/chartex" xmlns:cx5="http://schemas.microsoft.com/office/drawing/2016/5/11/chartex" xmlns:cx6="http://schemas.microsoft.com/office/drawing/2016/5/12/chartex" xmlns:cx7="http://schemas.microsoft.com/office/drawing/2016/5/13/chartex" xmlns:cx8="http://schemas.microsoft.com/office/drawing/2016/5/14/chartex" xmlns:mc="http://schemas.openxmlformats.org/markup-compatibility/2006" xmlns:aink="http://schemas.microsoft.com/office/drawing/2016/ink" xmlns:am3d="http://schemas.microsoft.com/office/drawing/2017/model3d" xmlns:o="urn:schemas-microsoft-com:office:office" xmlns:oel="http://schemas.microsoft.com/office/2019/extlst" xmlns:r="http://schemas.openxmlformats.org/officeDocument/2006/relationships" xmlns:m="http://schemas.openxmlformats.org/officeDocument/2006/math" xmlns:v="urn:schemas-microsoft-com:vml" xmlns:wp14="http://schemas.microsoft.com/office/word/2010/wordprocessingDrawing" xmlns:wp="http://schemas.openxmlformats.org/drawingml/2006/wordprocessingDrawing" xmlns:w10="urn:schemas-microsoft-com:office:word" xmlns:w="http://schemas.openxmlformats.org/wordprocessingml/2006/main" xmlns:w14="http://schemas.microsoft.com/office/word/2010/wordml" xmlns:w15="http://schemas.microsoft.com/office/word/2012/wordml" xmlns:w16cex="http://schemas.microsoft.com/office/word/2018/wordml/cex" xmlns:w16cid="http://schemas.microsoft.com/office/word/2016/wordml/cid" xmlns:w16="http://schemas.microsoft.com/office/word/2018/wordml" xmlns:w16du="http://schemas.microsoft.com/office/word/2023/wordml/word16du" xmlns:w16sdtdh="http://schemas.microsoft.com/office/word/2020/wordml/sdtdatahash" xmlns:w16sdtfl="http://schemas.microsoft.com/office/word/2024/wordml/sdtformatlock" xmlns:w16se="http://schemas.microsoft.com/office/word/2015/wordml/symex" xmlns:wpg="http://schemas.microsoft.com/office/word/2010/wordprocessingGroup" xmlns:wpi="http://schemas.microsoft.com/office/word/2010/wordprocessingInk" xmlns:wne="http://schemas.microsoft.com/office/word/2006/wordml" xmlns:wps="http://schemas.microsoft.com/office/word/2010/wordprocessingShape" mc:Ignorable="w14 w15 w16se w16cid w16 w16cex w16sdtdh w16sdtfl w16du wp14">
+  <w:endnote w:type="separator" w:id="-1">
+    <w:p>
+      <w:pPr>
+        <w:spacing w:after="0" w:line="240" w:lineRule="auto"/>
+      </w:pPr>
+      <w:r>
+        <w:separator/>
+      </w:r>
+    </w:p>
+  </w:endnote>
+  <w:endnote w:type="continuationSeparator" w:id="0">
+    <w:p>
+      <w:pPr>
+        <w:spacing w:after="0" w:line="240" w:lineRule="auto"/>
+      </w:pPr>
+      <w:r>
+        <w:continuationSeparator/>
+      </w:r>
+    </w:p>
+  </w:endnote>
+</w:endnotes>
+</file>
+
+<file path=word/footnotes.xml><?xml version="1.0" encoding="utf-8"?>
+<w:footnotes xmlns:wpc="http://schemas.microsoft.com/office/word/2010/wordprocessingCanvas" xmlns:cx="http://schemas.microsoft.com/office/drawing/2014/chartex" xmlns:cx1="http://schemas.microsoft.com/office/drawing/2015/9/8/chartex" xmlns:cx2="http://schemas.microsoft.com/office/drawing/2015/10/21/chartex" xmlns:cx3="http://schemas.microsoft.com/office/drawing/2016/5/9/chartex" xmlns:cx4="http://schemas.microsoft.com/office/drawing/2016/5/10/chartex" xmlns:cx5="http://schemas.microsoft.com/office/drawing/2016/5/11/chartex" xmlns:cx6="http://schemas.microsoft.com/office/drawing/2016/5/12/chartex" xmlns:cx7="http://schemas.microsoft.com/office/drawing/2016/5/13/chartex" xmlns:cx8="http://schemas.microsoft.com/office/drawing/2016/5/14/chartex" xmlns:mc="http://schemas.openxmlformats.org/markup-compatibility/2006" xmlns:aink="http://schemas.microsoft.com/office/drawing/2016/ink" xmlns:am3d="http://schemas.microsoft.com/office/drawing/2017/model3d" xmlns:o="urn:schemas-microsoft-com:office:office" xmlns:oel="http://schemas.microsoft.com/office/2019/extlst" xmlns:r="http://schemas.openxmlformats.org/officeDocument/2006/relationships" xmlns:m="http://schemas.openxmlformats.org/officeDocument/2006/math" xmlns:v="urn:schemas-microsoft-com:vml" xmlns:wp14="http://schemas.microsoft.com/office/word/2010/wordprocessingDrawing" xmlns:wp="http://schemas.openxmlformats.org/drawingml/2006/wordprocessingDrawing" xmlns:w10="urn:schemas-microsoft-com:office:word" xmlns:w="http://schemas.openxmlformats.org/wordprocessingml/2006/main" xmlns:w14="http://schemas.microsoft.com/office/word/2010/wordml" xmlns:w15="http://schemas.microsoft.com/office/word/2012/wordml" xmlns:w16cex="http://schemas.microsoft.com/office/word/2018/wordml/cex" xmlns:w16cid="http://schemas.microsoft.com/office/word/2016/wordml/cid" xmlns:w16="http://schemas.microsoft.com/office/word/2018/wordml" xmlns:w16du="http://schemas.microsoft.com/office/word/2023/wordml/word16du" xmlns:w16sdtdh="http://schemas.microsoft.com/office/word/2020/wordml/sdtdatahash" xmlns:w16sdtfl="http://schemas.microsoft.com/office/word/2024/wordml/sdtformatlock" xmlns:w16se="http://schemas.microsoft.com/office/word/2015/wordml/symex" xmlns:wpg="http://schemas.microsoft.com/office/word/2010/wordprocessingGroup" xmlns:wpi="http://schemas.microsoft.com/office/word/2010/wordprocessingInk" xmlns:wne="http://schemas.microsoft.com/office/word/2006/wordml" xmlns:wps="http://schemas.microsoft.com/office/word/2010/wordprocessingShape" mc:Ignorable="w14 w15 w16se w16cid w16 w16cex w16sdtdh w16sdtfl w16du wp14">
+  <w:footnote w:type="separator" w:id="-1">
+    <w:p>
+      <w:pPr>
+        <w:spacing w:after="0" w:line="240" w:lineRule="auto"/>
+      </w:pPr>
+      <w:r>
+        <w:separator/>
+      </w:r>
+    </w:p>
+  </w:footnote>
+  <w:footnote w:type="continuationSeparator" w:id="0">
+    <w:p>
+      <w:pPr>
+        <w:spacing w:after="0" w:line="240" w:lineRule="auto"/>
+      </w:pPr>
+      <w:r>
+        <w:continuationSeparator/>
+      </w:r>
+    </w:p>
+  </w:footnote>
+</w:footnotes>
+</file>
+
 <file path=word/numbering.xml><?xml version="1.0" encoding="utf-8"?>
 <w:numbering xmlns:wpc="http://schemas.microsoft.com/office/word/2010/wordprocessingCanvas" xmlns:cx="http://schemas.microsoft.com/office/drawing/2014/chartex" xmlns:cx1="http://schemas.microsoft.com/office/drawing/2015/9/8/chartex" xmlns:cx2="http://schemas.microsoft.com/office/drawing/2015/10/21/chartex" xmlns:cx3="http://schemas.microsoft.com/office/drawing/2016/5/9/chartex" xmlns:cx4="http://schemas.microsoft.com/office/drawing/2016/5/10/chartex" xmlns:cx5="http://schemas.microsoft.com/office/drawing/2016/5/11/chartex" xmlns:cx6="http://schemas.microsoft.com/office/drawing/2016/5/12/chartex" xmlns:cx7="http://schemas.microsoft.com/office/drawing/2016/5/13/chartex" xmlns:cx8="http://schemas.microsoft.com/office/drawing/2016/5/14/chartex" xmlns:mc="http://schemas.openxmlformats.org/markup-compatibility/2006" xmlns:aink="http://schemas.microsoft.com/office/drawing/2016/ink" xmlns:am3d="http://schemas.microsoft.com/office/drawing/2017/model3d" xmlns:o="urn:schemas-microsoft-com:office:office" xmlns:oel="http://schemas.microsoft.com/office/2019/extlst" xmlns:r="http://schemas.openxmlformats.org/officeDocument/2006/relationships" xmlns:m="http://schemas.openxmlformats.org/officeDocument/2006/math" xmlns:v="urn:schemas-microsoft-com:vml" xmlns:wp14="http://schemas.microsoft.com/office/word/2010/wordprocessingDrawing" xmlns:wp="http://schemas.openxmlformats.org/drawingml/2006/wordprocessingDrawing" xmlns:w10="urn:schemas-microsoft-com:office:word" xmlns:w="http://schemas.openxmlformats.org/wordprocessingml/2006/main" xmlns:w14="http://schemas.microsoft.com/office/word/2010/wordml" xmlns:w15="http://schemas.microsoft.com/office/word/2012/wordml" xmlns:w16cex="http://schemas.microsoft.com/office/word/2018/wordml/cex" xmlns:w16cid="http://schemas.microsoft.com/office/word/2016/wordml/cid" xmlns:w16="http://schemas.microsoft.com/office/word/2018/wordml" xmlns:w16du="http://schemas.microsoft.com/office/word/2023/wordml/word16du" xmlns:w16sdtdh="http://schemas.microsoft.com/office/word/2020/wordml/sdtdatahash" xmlns:w16sdtfl="http://schemas.microsoft.com/office/word/2024/wordml/sdtformatlock" xmlns:w16se="http://schemas.microsoft.com/office/word/2015/wordml/symex" xmlns:wpg="http://schemas.microsoft.com/office/word/2010/wordprocessingGroup" xmlns:wpi="http://schemas.microsoft.com/office/word/2010/wordprocessingInk" xmlns:wne="http://schemas.microsoft.com/office/word/2006/wordml" xmlns:wps="http://schemas.microsoft.com/office/word/2010/wordprocessingShape" mc:Ignorable="w14 w15 w16se w16cid w16 w16cex w16sdtdh w16sdtfl w16du wp14">
   <w:abstractNum w:abstractNumId="0" w15:restartNumberingAfterBreak="0">
@@ -35204,9 +36208,9 @@
     </w:lvl>
   </w:abstractNum>
   <w:abstractNum w:abstractNumId="27" w15:restartNumberingAfterBreak="0">
-    <w:nsid w:val="521547BA"/>
+    <w:nsid w:val="4D9E590C"/>
     <w:multiLevelType w:val="multilevel"/>
-    <w:tmpl w:val="EE6ADD66"/>
+    <w:tmpl w:val="B93239F8"/>
     <w:lvl w:ilvl="0">
       <w:start w:val="1"/>
       <w:numFmt w:val="bullet"/>
@@ -35353,6 +36357,155 @@
     </w:lvl>
   </w:abstractNum>
   <w:abstractNum w:abstractNumId="28" w15:restartNumberingAfterBreak="0">
+    <w:nsid w:val="521547BA"/>
+    <w:multiLevelType w:val="multilevel"/>
+    <w:tmpl w:val="EE6ADD66"/>
+    <w:lvl w:ilvl="0">
+      <w:start w:val="1"/>
+      <w:numFmt w:val="bullet"/>
+      <w:lvlText w:val=""/>
+      <w:lvlJc w:val="left"/>
+      <w:pPr>
+        <w:tabs>
+          <w:tab w:val="num" w:pos="720"/>
+        </w:tabs>
+        <w:ind w:left="720" w:hanging="360"/>
+      </w:pPr>
+      <w:rPr>
+        <w:rFonts w:ascii="Symbol" w:hAnsi="Symbol" w:hint="default"/>
+        <w:sz w:val="20"/>
+      </w:rPr>
+    </w:lvl>
+    <w:lvl w:ilvl="1" w:tentative="1">
+      <w:start w:val="1"/>
+      <w:numFmt w:val="bullet"/>
+      <w:lvlText w:val="o"/>
+      <w:lvlJc w:val="left"/>
+      <w:pPr>
+        <w:tabs>
+          <w:tab w:val="num" w:pos="1440"/>
+        </w:tabs>
+        <w:ind w:left="1440" w:hanging="360"/>
+      </w:pPr>
+      <w:rPr>
+        <w:rFonts w:ascii="Courier New" w:hAnsi="Courier New" w:hint="default"/>
+        <w:sz w:val="20"/>
+      </w:rPr>
+    </w:lvl>
+    <w:lvl w:ilvl="2" w:tentative="1">
+      <w:start w:val="1"/>
+      <w:numFmt w:val="bullet"/>
+      <w:lvlText w:val=""/>
+      <w:lvlJc w:val="left"/>
+      <w:pPr>
+        <w:tabs>
+          <w:tab w:val="num" w:pos="2160"/>
+        </w:tabs>
+        <w:ind w:left="2160" w:hanging="360"/>
+      </w:pPr>
+      <w:rPr>
+        <w:rFonts w:ascii="Wingdings" w:hAnsi="Wingdings" w:hint="default"/>
+        <w:sz w:val="20"/>
+      </w:rPr>
+    </w:lvl>
+    <w:lvl w:ilvl="3" w:tentative="1">
+      <w:start w:val="1"/>
+      <w:numFmt w:val="bullet"/>
+      <w:lvlText w:val=""/>
+      <w:lvlJc w:val="left"/>
+      <w:pPr>
+        <w:tabs>
+          <w:tab w:val="num" w:pos="2880"/>
+        </w:tabs>
+        <w:ind w:left="2880" w:hanging="360"/>
+      </w:pPr>
+      <w:rPr>
+        <w:rFonts w:ascii="Wingdings" w:hAnsi="Wingdings" w:hint="default"/>
+        <w:sz w:val="20"/>
+      </w:rPr>
+    </w:lvl>
+    <w:lvl w:ilvl="4" w:tentative="1">
+      <w:start w:val="1"/>
+      <w:numFmt w:val="bullet"/>
+      <w:lvlText w:val=""/>
+      <w:lvlJc w:val="left"/>
+      <w:pPr>
+        <w:tabs>
+          <w:tab w:val="num" w:pos="3600"/>
+        </w:tabs>
+        <w:ind w:left="3600" w:hanging="360"/>
+      </w:pPr>
+      <w:rPr>
+        <w:rFonts w:ascii="Wingdings" w:hAnsi="Wingdings" w:hint="default"/>
+        <w:sz w:val="20"/>
+      </w:rPr>
+    </w:lvl>
+    <w:lvl w:ilvl="5" w:tentative="1">
+      <w:start w:val="1"/>
+      <w:numFmt w:val="bullet"/>
+      <w:lvlText w:val=""/>
+      <w:lvlJc w:val="left"/>
+      <w:pPr>
+        <w:tabs>
+          <w:tab w:val="num" w:pos="4320"/>
+        </w:tabs>
+        <w:ind w:left="4320" w:hanging="360"/>
+      </w:pPr>
+      <w:rPr>
+        <w:rFonts w:ascii="Wingdings" w:hAnsi="Wingdings" w:hint="default"/>
+        <w:sz w:val="20"/>
+      </w:rPr>
+    </w:lvl>
+    <w:lvl w:ilvl="6" w:tentative="1">
+      <w:start w:val="1"/>
+      <w:numFmt w:val="bullet"/>
+      <w:lvlText w:val=""/>
+      <w:lvlJc w:val="left"/>
+      <w:pPr>
+        <w:tabs>
+          <w:tab w:val="num" w:pos="5040"/>
+        </w:tabs>
+        <w:ind w:left="5040" w:hanging="360"/>
+      </w:pPr>
+      <w:rPr>
+        <w:rFonts w:ascii="Wingdings" w:hAnsi="Wingdings" w:hint="default"/>
+        <w:sz w:val="20"/>
+      </w:rPr>
+    </w:lvl>
+    <w:lvl w:ilvl="7" w:tentative="1">
+      <w:start w:val="1"/>
+      <w:numFmt w:val="bullet"/>
+      <w:lvlText w:val=""/>
+      <w:lvlJc w:val="left"/>
+      <w:pPr>
+        <w:tabs>
+          <w:tab w:val="num" w:pos="5760"/>
+        </w:tabs>
+        <w:ind w:left="5760" w:hanging="360"/>
+      </w:pPr>
+      <w:rPr>
+        <w:rFonts w:ascii="Wingdings" w:hAnsi="Wingdings" w:hint="default"/>
+        <w:sz w:val="20"/>
+      </w:rPr>
+    </w:lvl>
+    <w:lvl w:ilvl="8" w:tentative="1">
+      <w:start w:val="1"/>
+      <w:numFmt w:val="bullet"/>
+      <w:lvlText w:val=""/>
+      <w:lvlJc w:val="left"/>
+      <w:pPr>
+        <w:tabs>
+          <w:tab w:val="num" w:pos="6480"/>
+        </w:tabs>
+        <w:ind w:left="6480" w:hanging="360"/>
+      </w:pPr>
+      <w:rPr>
+        <w:rFonts w:ascii="Wingdings" w:hAnsi="Wingdings" w:hint="default"/>
+        <w:sz w:val="20"/>
+      </w:rPr>
+    </w:lvl>
+  </w:abstractNum>
+  <w:abstractNum w:abstractNumId="29" w15:restartNumberingAfterBreak="0">
     <w:nsid w:val="521E041E"/>
     <w:multiLevelType w:val="multilevel"/>
     <w:tmpl w:val="27368524"/>
@@ -35492,7 +36645,7 @@
       </w:rPr>
     </w:lvl>
   </w:abstractNum>
-  <w:abstractNum w:abstractNumId="29" w15:restartNumberingAfterBreak="0">
+  <w:abstractNum w:abstractNumId="30" w15:restartNumberingAfterBreak="0">
     <w:nsid w:val="5DE610ED"/>
     <w:multiLevelType w:val="multilevel"/>
     <w:tmpl w:val="F776F340"/>
@@ -35632,7 +36785,7 @@
       </w:rPr>
     </w:lvl>
   </w:abstractNum>
-  <w:abstractNum w:abstractNumId="30" w15:restartNumberingAfterBreak="0">
+  <w:abstractNum w:abstractNumId="31" w15:restartNumberingAfterBreak="0">
     <w:nsid w:val="5EA817A8"/>
     <w:multiLevelType w:val="multilevel"/>
     <w:tmpl w:val="9028CBFC"/>
@@ -35772,7 +36925,7 @@
       </w:rPr>
     </w:lvl>
   </w:abstractNum>
-  <w:abstractNum w:abstractNumId="31" w15:restartNumberingAfterBreak="0">
+  <w:abstractNum w:abstractNumId="32" w15:restartNumberingAfterBreak="0">
     <w:nsid w:val="61A42C93"/>
     <w:multiLevelType w:val="multilevel"/>
     <w:tmpl w:val="78CCB5EE"/>
@@ -35912,7 +37065,7 @@
       </w:rPr>
     </w:lvl>
   </w:abstractNum>
-  <w:abstractNum w:abstractNumId="32" w15:restartNumberingAfterBreak="0">
+  <w:abstractNum w:abstractNumId="33" w15:restartNumberingAfterBreak="0">
     <w:nsid w:val="657A3D16"/>
     <w:multiLevelType w:val="multilevel"/>
     <w:tmpl w:val="7360BB44"/>
@@ -36061,10 +37214,10 @@
       </w:rPr>
     </w:lvl>
   </w:abstractNum>
-  <w:abstractNum w:abstractNumId="33" w15:restartNumberingAfterBreak="0">
-    <w:nsid w:val="67C12224"/>
+  <w:abstractNum w:abstractNumId="34" w15:restartNumberingAfterBreak="0">
+    <w:nsid w:val="67575414"/>
     <w:multiLevelType w:val="multilevel"/>
-    <w:tmpl w:val="00DC51B4"/>
+    <w:tmpl w:val="98126572"/>
     <w:lvl w:ilvl="0">
       <w:start w:val="1"/>
       <w:numFmt w:val="bullet"/>
@@ -36210,7 +37363,156 @@
       </w:rPr>
     </w:lvl>
   </w:abstractNum>
-  <w:abstractNum w:abstractNumId="34" w15:restartNumberingAfterBreak="0">
+  <w:abstractNum w:abstractNumId="35" w15:restartNumberingAfterBreak="0">
+    <w:nsid w:val="67C12224"/>
+    <w:multiLevelType w:val="multilevel"/>
+    <w:tmpl w:val="00DC51B4"/>
+    <w:lvl w:ilvl="0">
+      <w:start w:val="1"/>
+      <w:numFmt w:val="bullet"/>
+      <w:lvlText w:val=""/>
+      <w:lvlJc w:val="left"/>
+      <w:pPr>
+        <w:tabs>
+          <w:tab w:val="num" w:pos="720"/>
+        </w:tabs>
+        <w:ind w:left="720" w:hanging="360"/>
+      </w:pPr>
+      <w:rPr>
+        <w:rFonts w:ascii="Symbol" w:hAnsi="Symbol" w:hint="default"/>
+        <w:sz w:val="20"/>
+      </w:rPr>
+    </w:lvl>
+    <w:lvl w:ilvl="1">
+      <w:start w:val="1"/>
+      <w:numFmt w:val="bullet"/>
+      <w:lvlText w:val="o"/>
+      <w:lvlJc w:val="left"/>
+      <w:pPr>
+        <w:tabs>
+          <w:tab w:val="num" w:pos="1440"/>
+        </w:tabs>
+        <w:ind w:left="1440" w:hanging="360"/>
+      </w:pPr>
+      <w:rPr>
+        <w:rFonts w:ascii="Courier New" w:hAnsi="Courier New" w:hint="default"/>
+        <w:sz w:val="20"/>
+      </w:rPr>
+    </w:lvl>
+    <w:lvl w:ilvl="2" w:tentative="1">
+      <w:start w:val="1"/>
+      <w:numFmt w:val="bullet"/>
+      <w:lvlText w:val=""/>
+      <w:lvlJc w:val="left"/>
+      <w:pPr>
+        <w:tabs>
+          <w:tab w:val="num" w:pos="2160"/>
+        </w:tabs>
+        <w:ind w:left="2160" w:hanging="360"/>
+      </w:pPr>
+      <w:rPr>
+        <w:rFonts w:ascii="Wingdings" w:hAnsi="Wingdings" w:hint="default"/>
+        <w:sz w:val="20"/>
+      </w:rPr>
+    </w:lvl>
+    <w:lvl w:ilvl="3" w:tentative="1">
+      <w:start w:val="1"/>
+      <w:numFmt w:val="bullet"/>
+      <w:lvlText w:val=""/>
+      <w:lvlJc w:val="left"/>
+      <w:pPr>
+        <w:tabs>
+          <w:tab w:val="num" w:pos="2880"/>
+        </w:tabs>
+        <w:ind w:left="2880" w:hanging="360"/>
+      </w:pPr>
+      <w:rPr>
+        <w:rFonts w:ascii="Wingdings" w:hAnsi="Wingdings" w:hint="default"/>
+        <w:sz w:val="20"/>
+      </w:rPr>
+    </w:lvl>
+    <w:lvl w:ilvl="4" w:tentative="1">
+      <w:start w:val="1"/>
+      <w:numFmt w:val="bullet"/>
+      <w:lvlText w:val=""/>
+      <w:lvlJc w:val="left"/>
+      <w:pPr>
+        <w:tabs>
+          <w:tab w:val="num" w:pos="3600"/>
+        </w:tabs>
+        <w:ind w:left="3600" w:hanging="360"/>
+      </w:pPr>
+      <w:rPr>
+        <w:rFonts w:ascii="Wingdings" w:hAnsi="Wingdings" w:hint="default"/>
+        <w:sz w:val="20"/>
+      </w:rPr>
+    </w:lvl>
+    <w:lvl w:ilvl="5" w:tentative="1">
+      <w:start w:val="1"/>
+      <w:numFmt w:val="bullet"/>
+      <w:lvlText w:val=""/>
+      <w:lvlJc w:val="left"/>
+      <w:pPr>
+        <w:tabs>
+          <w:tab w:val="num" w:pos="4320"/>
+        </w:tabs>
+        <w:ind w:left="4320" w:hanging="360"/>
+      </w:pPr>
+      <w:rPr>
+        <w:rFonts w:ascii="Wingdings" w:hAnsi="Wingdings" w:hint="default"/>
+        <w:sz w:val="20"/>
+      </w:rPr>
+    </w:lvl>
+    <w:lvl w:ilvl="6" w:tentative="1">
+      <w:start w:val="1"/>
+      <w:numFmt w:val="bullet"/>
+      <w:lvlText w:val=""/>
+      <w:lvlJc w:val="left"/>
+      <w:pPr>
+        <w:tabs>
+          <w:tab w:val="num" w:pos="5040"/>
+        </w:tabs>
+        <w:ind w:left="5040" w:hanging="360"/>
+      </w:pPr>
+      <w:rPr>
+        <w:rFonts w:ascii="Wingdings" w:hAnsi="Wingdings" w:hint="default"/>
+        <w:sz w:val="20"/>
+      </w:rPr>
+    </w:lvl>
+    <w:lvl w:ilvl="7" w:tentative="1">
+      <w:start w:val="1"/>
+      <w:numFmt w:val="bullet"/>
+      <w:lvlText w:val=""/>
+      <w:lvlJc w:val="left"/>
+      <w:pPr>
+        <w:tabs>
+          <w:tab w:val="num" w:pos="5760"/>
+        </w:tabs>
+        <w:ind w:left="5760" w:hanging="360"/>
+      </w:pPr>
+      <w:rPr>
+        <w:rFonts w:ascii="Wingdings" w:hAnsi="Wingdings" w:hint="default"/>
+        <w:sz w:val="20"/>
+      </w:rPr>
+    </w:lvl>
+    <w:lvl w:ilvl="8" w:tentative="1">
+      <w:start w:val="1"/>
+      <w:numFmt w:val="bullet"/>
+      <w:lvlText w:val=""/>
+      <w:lvlJc w:val="left"/>
+      <w:pPr>
+        <w:tabs>
+          <w:tab w:val="num" w:pos="6480"/>
+        </w:tabs>
+        <w:ind w:left="6480" w:hanging="360"/>
+      </w:pPr>
+      <w:rPr>
+        <w:rFonts w:ascii="Wingdings" w:hAnsi="Wingdings" w:hint="default"/>
+        <w:sz w:val="20"/>
+      </w:rPr>
+    </w:lvl>
+  </w:abstractNum>
+  <w:abstractNum w:abstractNumId="36" w15:restartNumberingAfterBreak="0">
     <w:nsid w:val="6AE53373"/>
     <w:multiLevelType w:val="multilevel"/>
     <w:tmpl w:val="0706DDA4"/>
@@ -36359,7 +37661,7 @@
       </w:rPr>
     </w:lvl>
   </w:abstractNum>
-  <w:abstractNum w:abstractNumId="35" w15:restartNumberingAfterBreak="0">
+  <w:abstractNum w:abstractNumId="37" w15:restartNumberingAfterBreak="0">
     <w:nsid w:val="6B27145B"/>
     <w:multiLevelType w:val="multilevel"/>
     <w:tmpl w:val="51163696"/>
@@ -36499,7 +37801,156 @@
       </w:rPr>
     </w:lvl>
   </w:abstractNum>
-  <w:abstractNum w:abstractNumId="36" w15:restartNumberingAfterBreak="0">
+  <w:abstractNum w:abstractNumId="38" w15:restartNumberingAfterBreak="0">
+    <w:nsid w:val="6CD5698B"/>
+    <w:multiLevelType w:val="multilevel"/>
+    <w:tmpl w:val="98C08714"/>
+    <w:lvl w:ilvl="0">
+      <w:start w:val="1"/>
+      <w:numFmt w:val="bullet"/>
+      <w:lvlText w:val=""/>
+      <w:lvlJc w:val="left"/>
+      <w:pPr>
+        <w:tabs>
+          <w:tab w:val="num" w:pos="720"/>
+        </w:tabs>
+        <w:ind w:left="720" w:hanging="360"/>
+      </w:pPr>
+      <w:rPr>
+        <w:rFonts w:ascii="Symbol" w:hAnsi="Symbol" w:hint="default"/>
+        <w:sz w:val="20"/>
+      </w:rPr>
+    </w:lvl>
+    <w:lvl w:ilvl="1" w:tentative="1">
+      <w:start w:val="1"/>
+      <w:numFmt w:val="bullet"/>
+      <w:lvlText w:val="o"/>
+      <w:lvlJc w:val="left"/>
+      <w:pPr>
+        <w:tabs>
+          <w:tab w:val="num" w:pos="1440"/>
+        </w:tabs>
+        <w:ind w:left="1440" w:hanging="360"/>
+      </w:pPr>
+      <w:rPr>
+        <w:rFonts w:ascii="Courier New" w:hAnsi="Courier New" w:hint="default"/>
+        <w:sz w:val="20"/>
+      </w:rPr>
+    </w:lvl>
+    <w:lvl w:ilvl="2" w:tentative="1">
+      <w:start w:val="1"/>
+      <w:numFmt w:val="bullet"/>
+      <w:lvlText w:val=""/>
+      <w:lvlJc w:val="left"/>
+      <w:pPr>
+        <w:tabs>
+          <w:tab w:val="num" w:pos="2160"/>
+        </w:tabs>
+        <w:ind w:left="2160" w:hanging="360"/>
+      </w:pPr>
+      <w:rPr>
+        <w:rFonts w:ascii="Wingdings" w:hAnsi="Wingdings" w:hint="default"/>
+        <w:sz w:val="20"/>
+      </w:rPr>
+    </w:lvl>
+    <w:lvl w:ilvl="3" w:tentative="1">
+      <w:start w:val="1"/>
+      <w:numFmt w:val="bullet"/>
+      <w:lvlText w:val=""/>
+      <w:lvlJc w:val="left"/>
+      <w:pPr>
+        <w:tabs>
+          <w:tab w:val="num" w:pos="2880"/>
+        </w:tabs>
+        <w:ind w:left="2880" w:hanging="360"/>
+      </w:pPr>
+      <w:rPr>
+        <w:rFonts w:ascii="Wingdings" w:hAnsi="Wingdings" w:hint="default"/>
+        <w:sz w:val="20"/>
+      </w:rPr>
+    </w:lvl>
+    <w:lvl w:ilvl="4" w:tentative="1">
+      <w:start w:val="1"/>
+      <w:numFmt w:val="bullet"/>
+      <w:lvlText w:val=""/>
+      <w:lvlJc w:val="left"/>
+      <w:pPr>
+        <w:tabs>
+          <w:tab w:val="num" w:pos="3600"/>
+        </w:tabs>
+        <w:ind w:left="3600" w:hanging="360"/>
+      </w:pPr>
+      <w:rPr>
+        <w:rFonts w:ascii="Wingdings" w:hAnsi="Wingdings" w:hint="default"/>
+        <w:sz w:val="20"/>
+      </w:rPr>
+    </w:lvl>
+    <w:lvl w:ilvl="5" w:tentative="1">
+      <w:start w:val="1"/>
+      <w:numFmt w:val="bullet"/>
+      <w:lvlText w:val=""/>
+      <w:lvlJc w:val="left"/>
+      <w:pPr>
+        <w:tabs>
+          <w:tab w:val="num" w:pos="4320"/>
+        </w:tabs>
+        <w:ind w:left="4320" w:hanging="360"/>
+      </w:pPr>
+      <w:rPr>
+        <w:rFonts w:ascii="Wingdings" w:hAnsi="Wingdings" w:hint="default"/>
+        <w:sz w:val="20"/>
+      </w:rPr>
+    </w:lvl>
+    <w:lvl w:ilvl="6" w:tentative="1">
+      <w:start w:val="1"/>
+      <w:numFmt w:val="bullet"/>
+      <w:lvlText w:val=""/>
+      <w:lvlJc w:val="left"/>
+      <w:pPr>
+        <w:tabs>
+          <w:tab w:val="num" w:pos="5040"/>
+        </w:tabs>
+        <w:ind w:left="5040" w:hanging="360"/>
+      </w:pPr>
+      <w:rPr>
+        <w:rFonts w:ascii="Wingdings" w:hAnsi="Wingdings" w:hint="default"/>
+        <w:sz w:val="20"/>
+      </w:rPr>
+    </w:lvl>
+    <w:lvl w:ilvl="7" w:tentative="1">
+      <w:start w:val="1"/>
+      <w:numFmt w:val="bullet"/>
+      <w:lvlText w:val=""/>
+      <w:lvlJc w:val="left"/>
+      <w:pPr>
+        <w:tabs>
+          <w:tab w:val="num" w:pos="5760"/>
+        </w:tabs>
+        <w:ind w:left="5760" w:hanging="360"/>
+      </w:pPr>
+      <w:rPr>
+        <w:rFonts w:ascii="Wingdings" w:hAnsi="Wingdings" w:hint="default"/>
+        <w:sz w:val="20"/>
+      </w:rPr>
+    </w:lvl>
+    <w:lvl w:ilvl="8" w:tentative="1">
+      <w:start w:val="1"/>
+      <w:numFmt w:val="bullet"/>
+      <w:lvlText w:val=""/>
+      <w:lvlJc w:val="left"/>
+      <w:pPr>
+        <w:tabs>
+          <w:tab w:val="num" w:pos="6480"/>
+        </w:tabs>
+        <w:ind w:left="6480" w:hanging="360"/>
+      </w:pPr>
+      <w:rPr>
+        <w:rFonts w:ascii="Wingdings" w:hAnsi="Wingdings" w:hint="default"/>
+        <w:sz w:val="20"/>
+      </w:rPr>
+    </w:lvl>
+  </w:abstractNum>
+  <w:abstractNum w:abstractNumId="39" w15:restartNumberingAfterBreak="0">
     <w:nsid w:val="6E6A2925"/>
     <w:multiLevelType w:val="multilevel"/>
     <w:tmpl w:val="3A180B8C"/>
@@ -36648,7 +38099,7 @@
       </w:rPr>
     </w:lvl>
   </w:abstractNum>
-  <w:abstractNum w:abstractNumId="37" w15:restartNumberingAfterBreak="0">
+  <w:abstractNum w:abstractNumId="40" w15:restartNumberingAfterBreak="0">
     <w:nsid w:val="70F37966"/>
     <w:multiLevelType w:val="multilevel"/>
     <w:tmpl w:val="25580378"/>
@@ -36798,7 +38249,7 @@
       </w:rPr>
     </w:lvl>
   </w:abstractNum>
-  <w:abstractNum w:abstractNumId="38" w15:restartNumberingAfterBreak="0">
+  <w:abstractNum w:abstractNumId="41" w15:restartNumberingAfterBreak="0">
     <w:nsid w:val="74D27C9B"/>
     <w:multiLevelType w:val="multilevel"/>
     <w:tmpl w:val="11183F02"/>
@@ -36947,7 +38398,7 @@
       </w:rPr>
     </w:lvl>
   </w:abstractNum>
-  <w:abstractNum w:abstractNumId="39" w15:restartNumberingAfterBreak="0">
+  <w:abstractNum w:abstractNumId="42" w15:restartNumberingAfterBreak="0">
     <w:nsid w:val="7AEE5058"/>
     <w:multiLevelType w:val="multilevel"/>
     <w:tmpl w:val="18108F82"/>
@@ -37034,7 +38485,7 @@
     </w:lvl>
   </w:abstractNum>
   <w:num w:numId="1" w16cid:durableId="1519418866">
-    <w:abstractNumId w:val="39"/>
+    <w:abstractNumId w:val="42"/>
   </w:num>
   <w:num w:numId="2" w16cid:durableId="1561162671">
     <w:abstractNumId w:val="3"/>
@@ -37043,19 +38494,19 @@
     <w:abstractNumId w:val="8"/>
   </w:num>
   <w:num w:numId="4" w16cid:durableId="458688664">
-    <w:abstractNumId w:val="32"/>
+    <w:abstractNumId w:val="33"/>
   </w:num>
   <w:num w:numId="5" w16cid:durableId="958534352">
-    <w:abstractNumId w:val="37"/>
+    <w:abstractNumId w:val="40"/>
   </w:num>
   <w:num w:numId="6" w16cid:durableId="1090202905">
     <w:abstractNumId w:val="1"/>
   </w:num>
   <w:num w:numId="7" w16cid:durableId="2074572355">
-    <w:abstractNumId w:val="36"/>
+    <w:abstractNumId w:val="39"/>
   </w:num>
   <w:num w:numId="8" w16cid:durableId="802964146">
-    <w:abstractNumId w:val="38"/>
+    <w:abstractNumId w:val="41"/>
   </w:num>
   <w:num w:numId="9" w16cid:durableId="815873593">
     <w:abstractNumId w:val="17"/>
@@ -37076,13 +38527,13 @@
     <w:abstractNumId w:val="4"/>
   </w:num>
   <w:num w:numId="15" w16cid:durableId="1617372230">
-    <w:abstractNumId w:val="35"/>
+    <w:abstractNumId w:val="37"/>
   </w:num>
   <w:num w:numId="16" w16cid:durableId="1728800031">
     <w:abstractNumId w:val="2"/>
   </w:num>
   <w:num w:numId="17" w16cid:durableId="85418356">
-    <w:abstractNumId w:val="31"/>
+    <w:abstractNumId w:val="32"/>
   </w:num>
   <w:num w:numId="18" w16cid:durableId="449014699">
     <w:abstractNumId w:val="10"/>
@@ -37094,13 +38545,13 @@
     <w:abstractNumId w:val="9"/>
   </w:num>
   <w:num w:numId="21" w16cid:durableId="203255584">
-    <w:abstractNumId w:val="29"/>
+    <w:abstractNumId w:val="30"/>
   </w:num>
   <w:num w:numId="22" w16cid:durableId="685786010">
     <w:abstractNumId w:val="23"/>
   </w:num>
   <w:num w:numId="23" w16cid:durableId="973367590">
-    <w:abstractNumId w:val="30"/>
+    <w:abstractNumId w:val="31"/>
   </w:num>
   <w:num w:numId="24" w16cid:durableId="1900744090">
     <w:abstractNumId w:val="5"/>
@@ -37109,7 +38560,7 @@
     <w:abstractNumId w:val="6"/>
   </w:num>
   <w:num w:numId="26" w16cid:durableId="626741019">
-    <w:abstractNumId w:val="28"/>
+    <w:abstractNumId w:val="29"/>
   </w:num>
   <w:num w:numId="27" w16cid:durableId="1959023747">
     <w:abstractNumId w:val="11"/>
@@ -37130,7 +38581,7 @@
     <w:abstractNumId w:val="25"/>
   </w:num>
   <w:num w:numId="33" w16cid:durableId="2559966">
-    <w:abstractNumId w:val="33"/>
+    <w:abstractNumId w:val="35"/>
   </w:num>
   <w:num w:numId="34" w16cid:durableId="1942713765">
     <w:abstractNumId w:val="16"/>
@@ -37139,7 +38590,7 @@
     <w:abstractNumId w:val="26"/>
   </w:num>
   <w:num w:numId="36" w16cid:durableId="1098255563">
-    <w:abstractNumId w:val="34"/>
+    <w:abstractNumId w:val="36"/>
   </w:num>
   <w:num w:numId="37" w16cid:durableId="963538809">
     <w:abstractNumId w:val="18"/>
@@ -37151,7 +38602,16 @@
     <w:abstractNumId w:val="20"/>
   </w:num>
   <w:num w:numId="40" w16cid:durableId="291516712">
+    <w:abstractNumId w:val="28"/>
+  </w:num>
+  <w:num w:numId="41" w16cid:durableId="1386491865">
+    <w:abstractNumId w:val="38"/>
+  </w:num>
+  <w:num w:numId="42" w16cid:durableId="400448423">
     <w:abstractNumId w:val="27"/>
+  </w:num>
+  <w:num w:numId="43" w16cid:durableId="624504694">
+    <w:abstractNumId w:val="34"/>
   </w:num>
 </w:numbering>
 </file>
@@ -47112,6 +48572,45 @@
     <w:basedOn w:val="Binhthng"/>
     <w:qFormat/>
   </w:style>
+  <w:style w:type="paragraph" w:styleId="VnbanChuthichcui">
+    <w:name w:val="endnote text"/>
+    <w:basedOn w:val="Binhthng"/>
+    <w:link w:val="VnbanChuthichcuiChar"/>
+    <w:uiPriority w:val="99"/>
+    <w:semiHidden/>
+    <w:unhideWhenUsed/>
+    <w:rsid w:val="00791A74"/>
+    <w:pPr>
+      <w:spacing w:after="0" w:line="240" w:lineRule="auto"/>
+    </w:pPr>
+    <w:rPr>
+      <w:sz w:val="20"/>
+      <w:szCs w:val="20"/>
+    </w:rPr>
+  </w:style>
+  <w:style w:type="character" w:customStyle="1" w:styleId="VnbanChuthichcuiChar">
+    <w:name w:val="Văn bản Chú thích cuối Char"/>
+    <w:basedOn w:val="Phngmcinhcuaoanvn"/>
+    <w:link w:val="VnbanChuthichcui"/>
+    <w:uiPriority w:val="99"/>
+    <w:semiHidden/>
+    <w:rsid w:val="00791A74"/>
+    <w:rPr>
+      <w:color w:val="00000A"/>
+      <w:szCs w:val="20"/>
+    </w:rPr>
+  </w:style>
+  <w:style w:type="character" w:styleId="ThamchiuChuthichcui">
+    <w:name w:val="endnote reference"/>
+    <w:basedOn w:val="Phngmcinhcuaoanvn"/>
+    <w:uiPriority w:val="99"/>
+    <w:semiHidden/>
+    <w:unhideWhenUsed/>
+    <w:rsid w:val="00791A74"/>
+    <w:rPr>
+      <w:vertAlign w:val="superscript"/>
+    </w:rPr>
+  </w:style>
 </w:styles>
 </file>
 
